--- a/templates/docx/payslip_template.docx
+++ b/templates/docx/payslip_template.docx
@@ -9,7 +9,7 @@
       </w:pPr>
       <w:r>
         <w:rPr>
-          <w:rFonts w:ascii="Arial" w:hAnsi="Arial" w:cs="Arial" w:eastAsia="Arial"/>
+          <w:rFonts w:ascii="Times New Roman" w:hAnsi="Times New Roman" w:cs="Times New Roman" w:eastAsia="Times New Roman"/>
           <w:b w:val="0"/>
           <w:i w:val="0"/>
           <w:sz w:val="20"/>
@@ -19,18 +19,9 @@
     </w:p>
     <w:p>
       <w:pPr>
-        <w:spacing w:before="80" w:after="0"/>
+        <w:spacing w:before="0" w:after="0"/>
         <w:jc w:val="left"/>
       </w:pPr>
-      <w:r>
-        <w:rPr>
-          <w:rFonts w:ascii="Arial" w:hAnsi="Arial" w:cs="Arial" w:eastAsia="Arial"/>
-          <w:b w:val="0"/>
-          <w:i w:val="0"/>
-          <w:sz w:val="22"/>
-        </w:rPr>
-        <w:t>ФИО: {{ payslip.applicant_full_name }}</w:t>
-      </w:r>
     </w:p>
     <w:p>
       <w:pPr>
@@ -39,12 +30,36 @@
       </w:pPr>
       <w:r>
         <w:rPr>
-          <w:rFonts w:ascii="Arial" w:hAnsi="Arial" w:cs="Arial" w:eastAsia="Arial"/>
+          <w:rFonts w:ascii="Times New Roman" w:hAnsi="Times New Roman" w:cs="Times New Roman" w:eastAsia="Times New Roman"/>
           <w:b w:val="0"/>
           <w:i w:val="0"/>
           <w:sz w:val="20"/>
         </w:rPr>
-        <w:t>К выплате:        {{ payslip.payout_fmt }}</w:t>
+        <w:t>ФИО:   {{ payslip.applicant_full_name }}</w:t>
+      </w:r>
+    </w:p>
+    <w:p>
+      <w:pPr>
+        <w:spacing w:before="0" w:after="40"/>
+        <w:jc w:val="right"/>
+      </w:pPr>
+      <w:r>
+        <w:rPr>
+          <w:rFonts w:ascii="Times New Roman" w:hAnsi="Times New Roman" w:cs="Times New Roman" w:eastAsia="Times New Roman"/>
+          <w:b/>
+          <w:i w:val="0"/>
+          <w:sz w:val="20"/>
+        </w:rPr>
+        <w:t xml:space="preserve">К выплате:           </w:t>
+      </w:r>
+      <w:r>
+        <w:rPr>
+          <w:rFonts w:ascii="Times New Roman" w:hAnsi="Times New Roman" w:cs="Times New Roman" w:eastAsia="Times New Roman"/>
+          <w:b/>
+          <w:i w:val="0"/>
+          <w:sz w:val="20"/>
+        </w:rPr>
+        <w:t>{{ payslip.payout_fmt }}</w:t>
       </w:r>
     </w:p>
     <w:p>
@@ -54,10 +69,10 @@
       </w:pPr>
       <w:r>
         <w:rPr>
-          <w:rFonts w:ascii="Arial" w:hAnsi="Arial" w:cs="Arial" w:eastAsia="Arial"/>
+          <w:rFonts w:ascii="Times New Roman" w:hAnsi="Times New Roman" w:cs="Times New Roman" w:eastAsia="Times New Roman"/>
           <w:b/>
           <w:i w:val="0"/>
-          <w:sz w:val="22"/>
+          <w:sz w:val="20"/>
         </w:rPr>
         <w:t>{{ payslip.company_full_name_upper }}</w:t>
       </w:r>
@@ -69,48 +84,48 @@
       </w:pPr>
       <w:r>
         <w:rPr>
-          <w:rFonts w:ascii="Arial" w:hAnsi="Arial" w:cs="Arial" w:eastAsia="Arial"/>
+          <w:rFonts w:ascii="Times New Roman" w:hAnsi="Times New Roman" w:cs="Times New Roman" w:eastAsia="Times New Roman"/>
           <w:b/>
           <w:i w:val="0"/>
-          <w:sz w:val="22"/>
+          <w:sz w:val="20"/>
         </w:rPr>
-        <w:t>Должность:</w:t>
-        <w:tab/>
-        <w:t>{{ payslip.position_title }}</w:t>
+        <w:t>Должность:    {{ payslip.position_title }}</w:t>
       </w:r>
     </w:p>
     <w:p>
       <w:pPr>
-        <w:spacing w:before="40" w:after="40"/>
+        <w:tabs>
+          <w:tab w:pos="5953" w:val="left"/>
+        </w:tabs>
+        <w:spacing w:before="40" w:after="120"/>
         <w:jc w:val="left"/>
       </w:pPr>
       <w:r>
         <w:rPr>
-          <w:rFonts w:ascii="Arial" w:hAnsi="Arial" w:cs="Arial" w:eastAsia="Arial"/>
+          <w:rFonts w:ascii="Times New Roman" w:hAnsi="Times New Roman" w:cs="Times New Roman" w:eastAsia="Times New Roman"/>
           <w:b w:val="0"/>
           <w:i w:val="0"/>
           <w:sz w:val="20"/>
         </w:rPr>
-        <w:t>Подразделение: {{ payslip.department }}</w:t>
-        <w:tab/>
-        <w:t>Оклад (тариф): {{ payslip.salary_oklad_raw }}</w:t>
+        <w:t>Подразделение:   {{ payslip.department }}</w:t>
       </w:r>
-    </w:p>
-    <w:p>
-      <w:pPr>
-        <w:spacing w:before="0" w:after="120"/>
-        <w:jc w:val="left"/>
-      </w:pPr>
       <w:r>
         <w:rPr>
-          <w:rFonts w:ascii="Arial" w:hAnsi="Arial" w:cs="Arial" w:eastAsia="Arial"/>
+          <w:rFonts w:ascii="Times New Roman" w:hAnsi="Times New Roman" w:cs="Times New Roman" w:eastAsia="Times New Roman"/>
           <w:b w:val="0"/>
           <w:i w:val="0"/>
           <w:sz w:val="20"/>
         </w:rPr>
-        <w:t>Долг предприятия на начало</w:t>
         <w:tab/>
-        <w:t>0,00 Долг предприятия на конец                         0,00 Общий облагаемый доход за {{ payslip.year }} год нарастающим итогом:                                                                               {{ payslip.yearly_total_fmt }}</w:t>
+      </w:r>
+      <w:r>
+        <w:rPr>
+          <w:rFonts w:ascii="Times New Roman" w:hAnsi="Times New Roman" w:cs="Times New Roman" w:eastAsia="Times New Roman"/>
+          <w:b w:val="0"/>
+          <w:i w:val="0"/>
+          <w:sz w:val="20"/>
+        </w:rPr>
+        <w:t>Оклад (тариф):   {{ payslip.salary_oklad_raw }}</w:t>
       </w:r>
     </w:p>
     <w:tbl>
@@ -153,7 +168,7 @@
             <w:r/>
             <w:r>
               <w:rPr>
-                <w:rFonts w:ascii="Arial" w:hAnsi="Arial" w:cs="Arial" w:eastAsia="Arial"/>
+                <w:rFonts w:ascii="Times New Roman" w:hAnsi="Times New Roman" w:cs="Times New Roman" w:eastAsia="Times New Roman"/>
                 <w:b w:val="0"/>
                 <w:i w:val="0"/>
                 <w:sz w:val="20"/>
@@ -176,7 +191,7 @@
             <w:r/>
             <w:r>
               <w:rPr>
-                <w:rFonts w:ascii="Arial" w:hAnsi="Arial" w:cs="Arial" w:eastAsia="Arial"/>
+                <w:rFonts w:ascii="Times New Roman" w:hAnsi="Times New Roman" w:cs="Times New Roman" w:eastAsia="Times New Roman"/>
                 <w:b w:val="0"/>
                 <w:i w:val="0"/>
                 <w:sz w:val="20"/>
@@ -200,7 +215,7 @@
             <w:r/>
             <w:r>
               <w:rPr>
-                <w:rFonts w:ascii="Arial" w:hAnsi="Arial" w:cs="Arial" w:eastAsia="Arial"/>
+                <w:rFonts w:ascii="Times New Roman" w:hAnsi="Times New Roman" w:cs="Times New Roman" w:eastAsia="Times New Roman"/>
                 <w:b w:val="0"/>
                 <w:i w:val="0"/>
                 <w:sz w:val="20"/>
@@ -223,7 +238,7 @@
             <w:r/>
             <w:r>
               <w:rPr>
-                <w:rFonts w:ascii="Arial" w:hAnsi="Arial" w:cs="Arial" w:eastAsia="Arial"/>
+                <w:rFonts w:ascii="Times New Roman" w:hAnsi="Times New Roman" w:cs="Times New Roman" w:eastAsia="Times New Roman"/>
                 <w:b w:val="0"/>
                 <w:i w:val="0"/>
                 <w:sz w:val="20"/>
@@ -246,7 +261,7 @@
             <w:r/>
             <w:r>
               <w:rPr>
-                <w:rFonts w:ascii="Arial" w:hAnsi="Arial" w:cs="Arial" w:eastAsia="Arial"/>
+                <w:rFonts w:ascii="Times New Roman" w:hAnsi="Times New Roman" w:cs="Times New Roman" w:eastAsia="Times New Roman"/>
                 <w:b w:val="0"/>
                 <w:i w:val="0"/>
                 <w:sz w:val="20"/>
@@ -269,7 +284,7 @@
             <w:r/>
             <w:r>
               <w:rPr>
-                <w:rFonts w:ascii="Arial" w:hAnsi="Arial" w:cs="Arial" w:eastAsia="Arial"/>
+                <w:rFonts w:ascii="Times New Roman" w:hAnsi="Times New Roman" w:cs="Times New Roman" w:eastAsia="Times New Roman"/>
                 <w:b w:val="0"/>
                 <w:i w:val="0"/>
                 <w:sz w:val="20"/>
@@ -292,7 +307,7 @@
             <w:r/>
             <w:r>
               <w:rPr>
-                <w:rFonts w:ascii="Arial" w:hAnsi="Arial" w:cs="Arial" w:eastAsia="Arial"/>
+                <w:rFonts w:ascii="Times New Roman" w:hAnsi="Times New Roman" w:cs="Times New Roman" w:eastAsia="Times New Roman"/>
                 <w:b w:val="0"/>
                 <w:i w:val="0"/>
                 <w:sz w:val="20"/>
@@ -336,7 +351,7 @@
             <w:r/>
             <w:r>
               <w:rPr>
-                <w:rFonts w:ascii="Arial" w:hAnsi="Arial" w:cs="Arial" w:eastAsia="Arial"/>
+                <w:rFonts w:ascii="Times New Roman" w:hAnsi="Times New Roman" w:cs="Times New Roman" w:eastAsia="Times New Roman"/>
                 <w:b w:val="0"/>
                 <w:i w:val="0"/>
                 <w:sz w:val="20"/>
@@ -358,7 +373,7 @@
             <w:r/>
             <w:r>
               <w:rPr>
-                <w:rFonts w:ascii="Arial" w:hAnsi="Arial" w:cs="Arial" w:eastAsia="Arial"/>
+                <w:rFonts w:ascii="Times New Roman" w:hAnsi="Times New Roman" w:cs="Times New Roman" w:eastAsia="Times New Roman"/>
                 <w:b w:val="0"/>
                 <w:i w:val="0"/>
                 <w:sz w:val="20"/>
@@ -412,38 +427,83 @@
           </w:tcPr>
           <w:p>
             <w:pPr>
-              <w:spacing w:before="0" w:after="0"/>
+              <w:tabs>
+                <w:tab w:pos="6292" w:val="right"/>
+              </w:tabs>
               <w:jc w:val="left"/>
             </w:pPr>
             <w:r/>
             <w:r>
               <w:rPr>
-                <w:rFonts w:ascii="Arial" w:hAnsi="Arial" w:cs="Arial" w:eastAsia="Arial"/>
+                <w:rFonts w:ascii="Times New Roman" w:hAnsi="Times New Roman" w:cs="Times New Roman" w:eastAsia="Times New Roman"/>
                 <w:b/>
                 <w:i w:val="0"/>
                 <w:sz w:val="20"/>
               </w:rPr>
-              <w:t>Удержано:                       {{ payslip.ndfl_fmt }}</w:t>
+              <w:t>Начислено:</w:t>
+            </w:r>
+            <w:r>
+              <w:rPr>
+                <w:rFonts w:ascii="Times New Roman" w:hAnsi="Times New Roman" w:cs="Times New Roman" w:eastAsia="Times New Roman"/>
+                <w:b/>
+                <w:i w:val="0"/>
+                <w:sz w:val="20"/>
+              </w:rPr>
+              <w:tab/>
+            </w:r>
+            <w:r>
+              <w:rPr>
+                <w:rFonts w:ascii="Times New Roman" w:hAnsi="Times New Roman" w:cs="Times New Roman" w:eastAsia="Times New Roman"/>
+                <w:b/>
+                <w:i w:val="0"/>
+                <w:sz w:val="20"/>
+              </w:rPr>
+              <w:t>{{ payslip.salary_amount_fmt }}</w:t>
             </w:r>
           </w:p>
         </w:tc>
         <w:tc>
           <w:tcPr>
-            <w:tcW w:type="dxa" w:w="2158"/>
+            <w:tcW w:type="dxa" w:w="4310"/>
+            <w:gridSpan w:val="3"/>
+            <w:vAlign w:val="center"/>
           </w:tcPr>
-          <w:p/>
-        </w:tc>
-        <w:tc>
-          <w:tcPr>
-            <w:tcW w:type="dxa" w:w="921"/>
-          </w:tcPr>
-          <w:p/>
-        </w:tc>
-        <w:tc>
-          <w:tcPr>
-            <w:tcW w:type="dxa" w:w="1231"/>
-          </w:tcPr>
-          <w:p/>
+          <w:p>
+            <w:pPr>
+              <w:tabs>
+                <w:tab w:pos="4140" w:val="right"/>
+              </w:tabs>
+              <w:jc w:val="left"/>
+            </w:pPr>
+            <w:r/>
+            <w:r>
+              <w:rPr>
+                <w:rFonts w:ascii="Times New Roman" w:hAnsi="Times New Roman" w:cs="Times New Roman" w:eastAsia="Times New Roman"/>
+                <w:b/>
+                <w:i w:val="0"/>
+                <w:sz w:val="20"/>
+              </w:rPr>
+              <w:t>Удержано:</w:t>
+            </w:r>
+            <w:r>
+              <w:rPr>
+                <w:rFonts w:ascii="Times New Roman" w:hAnsi="Times New Roman" w:cs="Times New Roman" w:eastAsia="Times New Roman"/>
+                <w:b/>
+                <w:i w:val="0"/>
+                <w:sz w:val="20"/>
+              </w:rPr>
+              <w:tab/>
+            </w:r>
+            <w:r>
+              <w:rPr>
+                <w:rFonts w:ascii="Times New Roman" w:hAnsi="Times New Roman" w:cs="Times New Roman" w:eastAsia="Times New Roman"/>
+                <w:b/>
+                <w:i w:val="0"/>
+                <w:sz w:val="20"/>
+              </w:rPr>
+              <w:t>{{ payslip.ndfl_fmt }}</w:t>
+            </w:r>
+          </w:p>
         </w:tc>
       </w:tr>
       <w:tr>
@@ -460,7 +520,7 @@
             <w:r/>
             <w:r>
               <w:rPr>
-                <w:rFonts w:ascii="Arial" w:hAnsi="Arial" w:cs="Arial" w:eastAsia="Arial"/>
+                <w:rFonts w:ascii="Times New Roman" w:hAnsi="Times New Roman" w:cs="Times New Roman" w:eastAsia="Times New Roman"/>
                 <w:b w:val="0"/>
                 <w:i w:val="0"/>
                 <w:sz w:val="20"/>
@@ -482,7 +542,7 @@
             <w:r/>
             <w:r>
               <w:rPr>
-                <w:rFonts w:ascii="Arial" w:hAnsi="Arial" w:cs="Arial" w:eastAsia="Arial"/>
+                <w:rFonts w:ascii="Times New Roman" w:hAnsi="Times New Roman" w:cs="Times New Roman" w:eastAsia="Times New Roman"/>
                 <w:b w:val="0"/>
                 <w:i w:val="0"/>
                 <w:sz w:val="20"/>
@@ -504,7 +564,7 @@
             <w:r/>
             <w:r>
               <w:rPr>
-                <w:rFonts w:ascii="Arial" w:hAnsi="Arial" w:cs="Arial" w:eastAsia="Arial"/>
+                <w:rFonts w:ascii="Times New Roman" w:hAnsi="Times New Roman" w:cs="Times New Roman" w:eastAsia="Times New Roman"/>
                 <w:b w:val="0"/>
                 <w:i w:val="0"/>
                 <w:sz w:val="20"/>
@@ -526,7 +586,7 @@
             <w:r/>
             <w:r>
               <w:rPr>
-                <w:rFonts w:ascii="Arial" w:hAnsi="Arial" w:cs="Arial" w:eastAsia="Arial"/>
+                <w:rFonts w:ascii="Times New Roman" w:hAnsi="Times New Roman" w:cs="Times New Roman" w:eastAsia="Times New Roman"/>
                 <w:b w:val="0"/>
                 <w:i w:val="0"/>
                 <w:sz w:val="20"/>
@@ -548,7 +608,7 @@
             <w:r/>
             <w:r>
               <w:rPr>
-                <w:rFonts w:ascii="Arial" w:hAnsi="Arial" w:cs="Arial" w:eastAsia="Arial"/>
+                <w:rFonts w:ascii="Times New Roman" w:hAnsi="Times New Roman" w:cs="Times New Roman" w:eastAsia="Times New Roman"/>
                 <w:b w:val="0"/>
                 <w:i w:val="0"/>
                 <w:sz w:val="20"/>
@@ -570,7 +630,7 @@
             <w:r/>
             <w:r>
               <w:rPr>
-                <w:rFonts w:ascii="Arial" w:hAnsi="Arial" w:cs="Arial" w:eastAsia="Arial"/>
+                <w:rFonts w:ascii="Times New Roman" w:hAnsi="Times New Roman" w:cs="Times New Roman" w:eastAsia="Times New Roman"/>
                 <w:b w:val="0"/>
                 <w:i w:val="0"/>
                 <w:sz w:val="20"/>
@@ -592,7 +652,7 @@
             <w:r/>
             <w:r>
               <w:rPr>
-                <w:rFonts w:ascii="Arial" w:hAnsi="Arial" w:cs="Arial" w:eastAsia="Arial"/>
+                <w:rFonts w:ascii="Times New Roman" w:hAnsi="Times New Roman" w:cs="Times New Roman" w:eastAsia="Times New Roman"/>
                 <w:b w:val="0"/>
                 <w:i w:val="0"/>
                 <w:sz w:val="20"/>
@@ -614,7 +674,7 @@
             <w:r/>
             <w:r>
               <w:rPr>
-                <w:rFonts w:ascii="Arial" w:hAnsi="Arial" w:cs="Arial" w:eastAsia="Arial"/>
+                <w:rFonts w:ascii="Times New Roman" w:hAnsi="Times New Roman" w:cs="Times New Roman" w:eastAsia="Times New Roman"/>
                 <w:b w:val="0"/>
                 <w:i w:val="0"/>
                 <w:sz w:val="20"/>
@@ -636,7 +696,7 @@
             <w:r/>
             <w:r>
               <w:rPr>
-                <w:rFonts w:ascii="Arial" w:hAnsi="Arial" w:cs="Arial" w:eastAsia="Arial"/>
+                <w:rFonts w:ascii="Times New Roman" w:hAnsi="Times New Roman" w:cs="Times New Roman" w:eastAsia="Times New Roman"/>
                 <w:b w:val="0"/>
                 <w:i w:val="0"/>
                 <w:sz w:val="20"/>
@@ -660,7 +720,7 @@
             <w:r/>
             <w:r>
               <w:rPr>
-                <w:rFonts w:ascii="Arial" w:hAnsi="Arial" w:cs="Arial" w:eastAsia="Arial"/>
+                <w:rFonts w:ascii="Times New Roman" w:hAnsi="Times New Roman" w:cs="Times New Roman" w:eastAsia="Times New Roman"/>
                 <w:b w:val="0"/>
                 <w:i w:val="0"/>
                 <w:sz w:val="20"/>
@@ -681,7 +741,7 @@
             <w:r/>
             <w:r>
               <w:rPr>
-                <w:rFonts w:ascii="Arial" w:hAnsi="Arial" w:cs="Arial" w:eastAsia="Arial"/>
+                <w:rFonts w:ascii="Times New Roman" w:hAnsi="Times New Roman" w:cs="Times New Roman" w:eastAsia="Times New Roman"/>
                 <w:b w:val="0"/>
                 <w:i w:val="0"/>
                 <w:sz w:val="20"/>
@@ -702,7 +762,7 @@
             <w:r/>
             <w:r>
               <w:rPr>
-                <w:rFonts w:ascii="Arial" w:hAnsi="Arial" w:cs="Arial" w:eastAsia="Arial"/>
+                <w:rFonts w:ascii="Times New Roman" w:hAnsi="Times New Roman" w:cs="Times New Roman" w:eastAsia="Times New Roman"/>
                 <w:b w:val="0"/>
                 <w:i w:val="0"/>
                 <w:sz w:val="20"/>
@@ -723,7 +783,7 @@
             <w:r/>
             <w:r>
               <w:rPr>
-                <w:rFonts w:ascii="Arial" w:hAnsi="Arial" w:cs="Arial" w:eastAsia="Arial"/>
+                <w:rFonts w:ascii="Times New Roman" w:hAnsi="Times New Roman" w:cs="Times New Roman" w:eastAsia="Times New Roman"/>
                 <w:b w:val="0"/>
                 <w:i w:val="0"/>
                 <w:sz w:val="20"/>
@@ -744,7 +804,7 @@
             <w:r/>
             <w:r>
               <w:rPr>
-                <w:rFonts w:ascii="Arial" w:hAnsi="Arial" w:cs="Arial" w:eastAsia="Arial"/>
+                <w:rFonts w:ascii="Times New Roman" w:hAnsi="Times New Roman" w:cs="Times New Roman" w:eastAsia="Times New Roman"/>
                 <w:b w:val="0"/>
                 <w:i w:val="0"/>
                 <w:sz w:val="20"/>
@@ -765,7 +825,7 @@
             <w:r/>
             <w:r>
               <w:rPr>
-                <w:rFonts w:ascii="Arial" w:hAnsi="Arial" w:cs="Arial" w:eastAsia="Arial"/>
+                <w:rFonts w:ascii="Times New Roman" w:hAnsi="Times New Roman" w:cs="Times New Roman" w:eastAsia="Times New Roman"/>
                 <w:b w:val="0"/>
                 <w:i w:val="0"/>
                 <w:sz w:val="20"/>
@@ -781,23 +841,102 @@
           </w:tcPr>
           <w:p>
             <w:pPr>
-              <w:spacing w:before="0" w:after="0"/>
+              <w:tabs>
+                <w:tab w:pos="4140" w:val="right"/>
+              </w:tabs>
               <w:jc w:val="left"/>
             </w:pPr>
             <w:r/>
             <w:r>
               <w:rPr>
-                <w:rFonts w:ascii="Arial" w:hAnsi="Arial" w:cs="Arial" w:eastAsia="Arial"/>
+                <w:rFonts w:ascii="Times New Roman" w:hAnsi="Times New Roman" w:cs="Times New Roman" w:eastAsia="Times New Roman"/>
                 <w:b/>
                 <w:i w:val="0"/>
                 <w:sz w:val="20"/>
               </w:rPr>
-              <w:t>Выплачено:                                 {{ payslip.payout_fmt }}</w:t>
+              <w:t>Выплачено:</w:t>
+            </w:r>
+            <w:r>
+              <w:rPr>
+                <w:rFonts w:ascii="Times New Roman" w:hAnsi="Times New Roman" w:cs="Times New Roman" w:eastAsia="Times New Roman"/>
+                <w:b/>
+                <w:i w:val="0"/>
+                <w:sz w:val="20"/>
+              </w:rPr>
+              <w:tab/>
+            </w:r>
+            <w:r>
+              <w:rPr>
+                <w:rFonts w:ascii="Times New Roman" w:hAnsi="Times New Roman" w:cs="Times New Roman" w:eastAsia="Times New Roman"/>
+                <w:b/>
+                <w:i w:val="0"/>
+                <w:sz w:val="20"/>
+              </w:rPr>
+              <w:t>{{ payslip.payout_fmt }}</w:t>
             </w:r>
           </w:p>
         </w:tc>
       </w:tr>
     </w:tbl>
+    <w:p>
+      <w:pPr>
+        <w:tabs>
+          <w:tab w:pos="5102" w:val="left"/>
+          <w:tab w:pos="10602" w:val="right"/>
+        </w:tabs>
+        <w:spacing w:before="40" w:after="40"/>
+        <w:jc w:val="left"/>
+      </w:pPr>
+      <w:r>
+        <w:rPr>
+          <w:rFonts w:ascii="Times New Roman" w:hAnsi="Times New Roman" w:cs="Times New Roman" w:eastAsia="Times New Roman"/>
+          <w:b w:val="0"/>
+          <w:i w:val="0"/>
+          <w:sz w:val="20"/>
+        </w:rPr>
+        <w:t>Долг предприятия на начало</w:t>
+      </w:r>
+      <w:r>
+        <w:rPr>
+          <w:rFonts w:ascii="Times New Roman" w:hAnsi="Times New Roman" w:cs="Times New Roman" w:eastAsia="Times New Roman"/>
+          <w:b w:val="0"/>
+          <w:i w:val="0"/>
+          <w:sz w:val="20"/>
+        </w:rPr>
+        <w:tab/>
+        <w:t>0,00   Долг предприятия на конец</w:t>
+        <w:tab/>
+        <w:t>0,00</w:t>
+      </w:r>
+    </w:p>
+    <w:p>
+      <w:pPr>
+        <w:tabs>
+          <w:tab w:pos="10602" w:val="right"/>
+        </w:tabs>
+        <w:spacing w:before="0" w:after="160"/>
+        <w:jc w:val="left"/>
+      </w:pPr>
+      <w:r>
+        <w:rPr>
+          <w:rFonts w:ascii="Times New Roman" w:hAnsi="Times New Roman" w:cs="Times New Roman" w:eastAsia="Times New Roman"/>
+          <w:b w:val="0"/>
+          <w:i w:val="0"/>
+          <w:sz w:val="20"/>
+        </w:rPr>
+        <w:t>Общий облагаемый доход за {{ payslip.year }} год нарастающим итогом:</w:t>
+      </w:r>
+      <w:r>
+        <w:rPr>
+          <w:rFonts w:ascii="Times New Roman" w:hAnsi="Times New Roman" w:cs="Times New Roman" w:eastAsia="Times New Roman"/>
+          <w:b w:val="0"/>
+          <w:i w:val="0"/>
+          <w:sz w:val="20"/>
+        </w:rPr>
+        <w:tab/>
+        <w:t>{{ payslip.yearly_total_fmt }}</w:t>
+      </w:r>
+    </w:p>
     <w:p>
       <w:pPr>
         <w:spacing w:before="240" w:after="0"/>
@@ -817,7 +956,7 @@
       </w:pPr>
       <w:r>
         <w:rPr>
-          <w:rFonts w:ascii="Arial" w:hAnsi="Arial" w:cs="Arial" w:eastAsia="Arial"/>
+          <w:rFonts w:ascii="Times New Roman" w:hAnsi="Times New Roman" w:cs="Times New Roman" w:eastAsia="Times New Roman"/>
           <w:b w:val="0"/>
           <w:i w:val="0"/>
           <w:sz w:val="20"/>
@@ -1199,7 +1338,7 @@
     <w:qFormat/>
     <w:rsid w:val="00FC693F"/>
     <w:rPr>
-      <w:rFonts w:ascii="Arial" w:hAnsi="Arial"/>
+      <w:rFonts w:ascii="Times New Roman" w:hAnsi="Times New Roman"/>
       <w:sz w:val="20"/>
     </w:rPr>
   </w:style>

--- a/templates/docx/payslip_template.docx
+++ b/templates/docx/payslip_template.docx
@@ -4,7 +4,7 @@
   <w:body>
     <w:p>
       <w:pPr>
-        <w:spacing w:before="0" w:after="120"/>
+        <w:spacing w:before="0" w:after="80"/>
         <w:jc w:val="center"/>
       </w:pPr>
       <w:r>
@@ -19,13 +19,7 @@
     </w:p>
     <w:p>
       <w:pPr>
-        <w:spacing w:before="0" w:after="0"/>
-        <w:jc w:val="left"/>
-      </w:pPr>
-    </w:p>
-    <w:p>
-      <w:pPr>
-        <w:spacing w:before="0" w:after="0"/>
+        <w:spacing w:before="40" w:after="0"/>
         <w:jc w:val="left"/>
       </w:pPr>
       <w:r>
@@ -40,7 +34,7 @@
     </w:p>
     <w:p>
       <w:pPr>
-        <w:spacing w:before="0" w:after="40"/>
+        <w:spacing w:before="0" w:after="0"/>
         <w:jc w:val="right"/>
       </w:pPr>
       <w:r>
@@ -64,7 +58,7 @@
     </w:p>
     <w:p>
       <w:pPr>
-        <w:spacing w:before="80" w:after="0"/>
+        <w:spacing w:before="40" w:after="0"/>
         <w:jc w:val="left"/>
       </w:pPr>
       <w:r>
@@ -97,7 +91,7 @@
         <w:tabs>
           <w:tab w:pos="5953" w:val="left"/>
         </w:tabs>
-        <w:spacing w:before="40" w:after="120"/>
+        <w:spacing w:before="0" w:after="80"/>
         <w:jc w:val="left"/>
       </w:pPr>
       <w:r>
@@ -886,6 +880,9 @@
         </w:tabs>
         <w:spacing w:before="40" w:after="40"/>
         <w:jc w:val="left"/>
+        <w:pBdr>
+          <w:bottom w:val="single" w:sz="6" w:space="1" w:color="333333"/>
+        </w:pBdr>
       </w:pPr>
       <w:r>
         <w:rPr>
@@ -914,8 +911,11 @@
         <w:tabs>
           <w:tab w:pos="10602" w:val="right"/>
         </w:tabs>
-        <w:spacing w:before="0" w:after="160"/>
+        <w:spacing w:before="40" w:after="160"/>
         <w:jc w:val="left"/>
+        <w:pBdr>
+          <w:bottom w:val="dashed" w:sz="6" w:space="1" w:color="333333"/>
+        </w:pBdr>
       </w:pPr>
       <w:r>
         <w:rPr>

--- a/templates/docx/payslip_template.docx
+++ b/templates/docx/payslip_template.docx
@@ -137,20 +137,20 @@
         </w:tblBorders>
       </w:tblPr>
       <w:tblGrid>
-        <w:gridCol w:w="1960"/>
-        <w:gridCol w:w="1118"/>
-        <w:gridCol w:w="616"/>
-        <w:gridCol w:w="616"/>
-        <w:gridCol w:w="1039"/>
-        <w:gridCol w:w="1113"/>
-        <w:gridCol w:w="2158"/>
-        <w:gridCol w:w="921"/>
-        <w:gridCol w:w="1231"/>
+        <w:gridCol w:w="1766"/>
+        <w:gridCol w:w="1001"/>
+        <w:gridCol w:w="530"/>
+        <w:gridCol w:w="765"/>
+        <w:gridCol w:w="1001"/>
+        <w:gridCol w:w="1413"/>
+        <w:gridCol w:w="1884"/>
+        <w:gridCol w:w="1001"/>
+        <w:gridCol w:w="1413"/>
       </w:tblGrid>
       <w:tr>
         <w:tc>
           <w:tcPr>
-            <w:tcW w:type="dxa" w:w="1960"/>
+            <w:tcW w:type="dxa" w:w="1766"/>
             <w:vAlign w:val="center"/>
             <w:vMerge w:val="restart"/>
           </w:tcPr>
@@ -173,7 +173,7 @@
         </w:tc>
         <w:tc>
           <w:tcPr>
-            <w:tcW w:type="dxa" w:w="1118"/>
+            <w:tcW w:type="dxa" w:w="1001"/>
             <w:vAlign w:val="center"/>
             <w:vMerge w:val="restart"/>
           </w:tcPr>
@@ -196,7 +196,7 @@
         </w:tc>
         <w:tc>
           <w:tcPr>
-            <w:tcW w:type="dxa" w:w="1232"/>
+            <w:tcW w:type="dxa" w:w="1295"/>
             <w:gridSpan w:val="2"/>
             <w:vAlign w:val="center"/>
             <w:vMerge w:val="restart"/>
@@ -220,7 +220,7 @@
         </w:tc>
         <w:tc>
           <w:tcPr>
-            <w:tcW w:type="dxa" w:w="1039"/>
+            <w:tcW w:type="dxa" w:w="1001"/>
             <w:vAlign w:val="center"/>
             <w:vMerge w:val="restart"/>
           </w:tcPr>
@@ -243,7 +243,7 @@
         </w:tc>
         <w:tc>
           <w:tcPr>
-            <w:tcW w:type="dxa" w:w="1113"/>
+            <w:tcW w:type="dxa" w:w="1413"/>
             <w:vAlign w:val="center"/>
             <w:vMerge w:val="restart"/>
           </w:tcPr>
@@ -266,7 +266,7 @@
         </w:tc>
         <w:tc>
           <w:tcPr>
-            <w:tcW w:type="dxa" w:w="2158"/>
+            <w:tcW w:type="dxa" w:w="1884"/>
             <w:vAlign w:val="center"/>
             <w:vMerge w:val="restart"/>
           </w:tcPr>
@@ -289,7 +289,7 @@
         </w:tc>
         <w:tc>
           <w:tcPr>
-            <w:tcW w:type="dxa" w:w="921"/>
+            <w:tcW w:type="dxa" w:w="1001"/>
             <w:vAlign w:val="center"/>
             <w:vMerge w:val="restart"/>
           </w:tcPr>
@@ -312,7 +312,7 @@
         </w:tc>
         <w:tc>
           <w:tcPr>
-            <w:tcW w:type="dxa" w:w="1231"/>
+            <w:tcW w:type="dxa" w:w="1413"/>
           </w:tcPr>
           <w:p/>
         </w:tc>
@@ -320,21 +320,21 @@
       <w:tr>
         <w:tc>
           <w:tcPr>
-            <w:tcW w:type="dxa" w:w="1960"/>
+            <w:tcW w:type="dxa" w:w="1766"/>
             <w:vMerge/>
           </w:tcPr>
           <w:p/>
         </w:tc>
         <w:tc>
           <w:tcPr>
-            <w:tcW w:type="dxa" w:w="1118"/>
+            <w:tcW w:type="dxa" w:w="1001"/>
             <w:vMerge/>
           </w:tcPr>
           <w:p/>
         </w:tc>
         <w:tc>
           <w:tcPr>
-            <w:tcW w:type="dxa" w:w="616"/>
+            <w:tcW w:type="dxa" w:w="530"/>
             <w:vAlign w:val="center"/>
           </w:tcPr>
           <w:p>
@@ -356,8 +356,9 @@
         </w:tc>
         <w:tc>
           <w:tcPr>
-            <w:tcW w:type="dxa" w:w="616"/>
+            <w:tcW w:type="dxa" w:w="765"/>
             <w:vAlign w:val="center"/>
+            <w:noWrap/>
           </w:tcPr>
           <w:p>
             <w:pPr>
@@ -378,35 +379,35 @@
         </w:tc>
         <w:tc>
           <w:tcPr>
-            <w:tcW w:type="dxa" w:w="1039"/>
+            <w:tcW w:type="dxa" w:w="1001"/>
             <w:vMerge/>
           </w:tcPr>
           <w:p/>
         </w:tc>
         <w:tc>
           <w:tcPr>
-            <w:tcW w:type="dxa" w:w="1113"/>
+            <w:tcW w:type="dxa" w:w="1413"/>
             <w:vMerge/>
           </w:tcPr>
           <w:p/>
         </w:tc>
         <w:tc>
           <w:tcPr>
-            <w:tcW w:type="dxa" w:w="2158"/>
+            <w:tcW w:type="dxa" w:w="1884"/>
             <w:vMerge/>
           </w:tcPr>
           <w:p/>
         </w:tc>
         <w:tc>
           <w:tcPr>
-            <w:tcW w:type="dxa" w:w="921"/>
+            <w:tcW w:type="dxa" w:w="1001"/>
             <w:vMerge/>
           </w:tcPr>
           <w:p/>
         </w:tc>
         <w:tc>
           <w:tcPr>
-            <w:tcW w:type="dxa" w:w="1231"/>
+            <w:tcW w:type="dxa" w:w="1413"/>
             <w:vMerge/>
           </w:tcPr>
           <w:p/>
@@ -415,14 +416,14 @@
       <w:tr>
         <w:tc>
           <w:tcPr>
-            <w:tcW w:type="dxa" w:w="6462"/>
+            <w:tcW w:type="dxa" w:w="6476"/>
             <w:gridSpan w:val="6"/>
             <w:vAlign w:val="center"/>
           </w:tcPr>
           <w:p>
             <w:pPr>
               <w:tabs>
-                <w:tab w:pos="6292" w:val="right"/>
+                <w:tab w:pos="6305" w:val="right"/>
               </w:tabs>
               <w:jc w:val="left"/>
             </w:pPr>
@@ -458,14 +459,14 @@
         </w:tc>
         <w:tc>
           <w:tcPr>
-            <w:tcW w:type="dxa" w:w="4310"/>
+            <w:tcW w:type="dxa" w:w="4298"/>
             <w:gridSpan w:val="3"/>
             <w:vAlign w:val="center"/>
           </w:tcPr>
           <w:p>
             <w:pPr>
               <w:tabs>
-                <w:tab w:pos="4140" w:val="right"/>
+                <w:tab w:pos="4127" w:val="right"/>
               </w:tabs>
               <w:jc w:val="left"/>
             </w:pPr>
@@ -503,7 +504,7 @@
       <w:tr>
         <w:tc>
           <w:tcPr>
-            <w:tcW w:type="dxa" w:w="1960"/>
+            <w:tcW w:type="dxa" w:w="1766"/>
             <w:vAlign w:val="center"/>
           </w:tcPr>
           <w:p>
@@ -525,7 +526,7 @@
         </w:tc>
         <w:tc>
           <w:tcPr>
-            <w:tcW w:type="dxa" w:w="1118"/>
+            <w:tcW w:type="dxa" w:w="1001"/>
             <w:vAlign w:val="center"/>
           </w:tcPr>
           <w:p>
@@ -547,7 +548,7 @@
         </w:tc>
         <w:tc>
           <w:tcPr>
-            <w:tcW w:type="dxa" w:w="616"/>
+            <w:tcW w:type="dxa" w:w="530"/>
             <w:vAlign w:val="center"/>
           </w:tcPr>
           <w:p>
@@ -569,7 +570,7 @@
         </w:tc>
         <w:tc>
           <w:tcPr>
-            <w:tcW w:type="dxa" w:w="616"/>
+            <w:tcW w:type="dxa" w:w="765"/>
             <w:vAlign w:val="center"/>
           </w:tcPr>
           <w:p>
@@ -591,8 +592,9 @@
         </w:tc>
         <w:tc>
           <w:tcPr>
-            <w:tcW w:type="dxa" w:w="1039"/>
+            <w:tcW w:type="dxa" w:w="1001"/>
             <w:vAlign w:val="center"/>
+            <w:noWrap/>
           </w:tcPr>
           <w:p>
             <w:pPr>
@@ -613,8 +615,9 @@
         </w:tc>
         <w:tc>
           <w:tcPr>
-            <w:tcW w:type="dxa" w:w="1113"/>
+            <w:tcW w:type="dxa" w:w="1413"/>
             <w:vAlign w:val="center"/>
+            <w:noWrap/>
           </w:tcPr>
           <w:p>
             <w:pPr>
@@ -635,7 +638,7 @@
         </w:tc>
         <w:tc>
           <w:tcPr>
-            <w:tcW w:type="dxa" w:w="2158"/>
+            <w:tcW w:type="dxa" w:w="1884"/>
             <w:vAlign w:val="center"/>
           </w:tcPr>
           <w:p>
@@ -657,8 +660,9 @@
         </w:tc>
         <w:tc>
           <w:tcPr>
-            <w:tcW w:type="dxa" w:w="921"/>
+            <w:tcW w:type="dxa" w:w="1001"/>
             <w:vAlign w:val="center"/>
+            <w:noWrap/>
           </w:tcPr>
           <w:p>
             <w:pPr>
@@ -679,8 +683,9 @@
         </w:tc>
         <w:tc>
           <w:tcPr>
-            <w:tcW w:type="dxa" w:w="1231"/>
+            <w:tcW w:type="dxa" w:w="1413"/>
             <w:vAlign w:val="center"/>
+            <w:noWrap/>
           </w:tcPr>
           <w:p>
             <w:pPr>
@@ -703,7 +708,7 @@
       <w:tr>
         <w:tc>
           <w:tcPr>
-            <w:tcW w:type="dxa" w:w="1960"/>
+            <w:tcW w:type="dxa" w:w="1766"/>
             <w:vAlign w:val="center"/>
           </w:tcPr>
           <w:p>
@@ -724,7 +729,7 @@
         </w:tc>
         <w:tc>
           <w:tcPr>
-            <w:tcW w:type="dxa" w:w="1118"/>
+            <w:tcW w:type="dxa" w:w="1001"/>
             <w:vAlign w:val="center"/>
           </w:tcPr>
           <w:p>
@@ -745,7 +750,7 @@
         </w:tc>
         <w:tc>
           <w:tcPr>
-            <w:tcW w:type="dxa" w:w="616"/>
+            <w:tcW w:type="dxa" w:w="530"/>
             <w:vAlign w:val="center"/>
           </w:tcPr>
           <w:p>
@@ -766,7 +771,7 @@
         </w:tc>
         <w:tc>
           <w:tcPr>
-            <w:tcW w:type="dxa" w:w="616"/>
+            <w:tcW w:type="dxa" w:w="765"/>
             <w:vAlign w:val="center"/>
           </w:tcPr>
           <w:p>
@@ -787,7 +792,7 @@
         </w:tc>
         <w:tc>
           <w:tcPr>
-            <w:tcW w:type="dxa" w:w="1039"/>
+            <w:tcW w:type="dxa" w:w="1001"/>
             <w:vAlign w:val="center"/>
           </w:tcPr>
           <w:p>
@@ -808,7 +813,7 @@
         </w:tc>
         <w:tc>
           <w:tcPr>
-            <w:tcW w:type="dxa" w:w="1113"/>
+            <w:tcW w:type="dxa" w:w="1413"/>
             <w:vAlign w:val="center"/>
           </w:tcPr>
           <w:p>
@@ -829,14 +834,14 @@
         </w:tc>
         <w:tc>
           <w:tcPr>
-            <w:tcW w:type="dxa" w:w="4310"/>
+            <w:tcW w:type="dxa" w:w="4298"/>
             <w:gridSpan w:val="3"/>
             <w:vAlign w:val="center"/>
           </w:tcPr>
           <w:p>
             <w:pPr>
               <w:tabs>
-                <w:tab w:pos="4140" w:val="right"/>
+                <w:tab w:pos="4127" w:val="right"/>
               </w:tabs>
               <w:jc w:val="left"/>
             </w:pPr>
